--- a/prototypes/Daeseong Ray Yang/firmengine-proto/templates/D5103.docx
+++ b/prototypes/Daeseong Ray Yang/firmengine-proto/templates/D5103.docx
@@ -340,9 +340,10 @@
         <w:tblLook w:firstColumn="1" w:firstRow="1" w:lastColumn="0" w:lastRow="0" w:noHBand="0" w:noVBand="1" w:val="04A0"/>
       </w:tblPr>
       <w:tblGrid>
-        <w:gridCol w:w="3251"/>
-        <w:gridCol w:w="3251"/>
-        <w:gridCol w:w="3251"/>
+        <w:gridCol w:w="2438"/>
+        <w:gridCol w:w="2438"/>
+        <w:gridCol w:w="2438"/>
+        <w:gridCol w:w="2438"/>
       </w:tblGrid>
       <w:tr>
         <w:trPr>
@@ -350,7 +351,7 @@
         </w:trPr>
         <w:tc>
           <w:tcPr>
-            <w:tcW w:type="dxa" w:w="3251"/>
+            <w:tcW w:type="dxa" w:w="2438"/>
           </w:tcPr>
           <w:p>
             <w:r>
@@ -360,7 +361,7 @@
         </w:tc>
         <w:tc>
           <w:tcPr>
-            <w:tcW w:type="dxa" w:w="3251"/>
+            <w:tcW w:type="dxa" w:w="2438"/>
           </w:tcPr>
           <w:p>
             <w:r>
@@ -370,7 +371,7 @@
         </w:tc>
         <w:tc>
           <w:tcPr>
-            <w:tcW w:type="dxa" w:w="3251"/>
+            <w:tcW w:type="dxa" w:w="2438"/>
           </w:tcPr>
           <w:p>
             <w:r>
@@ -378,11 +379,21 @@
             </w:r>
           </w:p>
         </w:tc>
+        <w:tc>
+          <w:tcPr>
+            <w:tcW w:type="dxa" w:w="2438"/>
+          </w:tcPr>
+          <w:p>
+            <w:r>
+              <w:t>자료상 차액 (인정 전)</w:t>
+            </w:r>
+          </w:p>
+        </w:tc>
       </w:tr>
       <w:tr>
         <w:tc>
           <w:tcPr>
-            <w:tcW w:type="dxa" w:w="3251"/>
+            <w:tcW w:type="dxa" w:w="2438"/>
           </w:tcPr>
           <w:p>
             <w:r>
@@ -394,7 +405,7 @@
         </w:tc>
         <w:tc>
           <w:tcPr>
-            <w:tcW w:type="dxa" w:w="3251"/>
+            <w:tcW w:type="dxa" w:w="2438"/>
           </w:tcPr>
           <w:p>
             <w:r>
@@ -404,11 +415,21 @@
         </w:tc>
         <w:tc>
           <w:tcPr>
-            <w:tcW w:type="dxa" w:w="3251"/>
+            <w:tcW w:type="dxa" w:w="2438"/>
           </w:tcPr>
           <w:p>
             <w:r>
               <w:t>{{month.expense}}</w:t>
+            </w:r>
+          </w:p>
+        </w:tc>
+        <w:tc>
+          <w:tcPr>
+            <w:tcW w:type="dxa" w:w="2438"/>
+          </w:tcPr>
+          <w:p>
+            <w:r>
+              <w:t>{{month.net_income}}</w:t>
             </w:r>
           </w:p>
         </w:tc>
@@ -658,6 +679,191 @@
           <w:p>
             <w:r>
               <w:t>{{family_details}}</w:t>
+            </w:r>
+          </w:p>
+        </w:tc>
+      </w:tr>
+    </w:tbl>
+    <w:p/>
+    <w:tbl>
+      <w:tblPr>
+        <w:tblStyle w:val="TableGrid"/>
+        <w:tblW w:type="auto" w:w="0"/>
+        <w:tblLook w:firstColumn="1" w:firstRow="1" w:lastColumn="0" w:lastRow="0" w:noHBand="0" w:noVBand="1" w:val="04A0"/>
+      </w:tblPr>
+      <w:tblGrid>
+        <w:gridCol w:w="1219"/>
+        <w:gridCol w:w="1219"/>
+        <w:gridCol w:w="1219"/>
+        <w:gridCol w:w="1219"/>
+        <w:gridCol w:w="1219"/>
+        <w:gridCol w:w="1219"/>
+        <w:gridCol w:w="1219"/>
+        <w:gridCol w:w="1219"/>
+      </w:tblGrid>
+      <w:tr>
+        <w:trPr>
+          <w:tblHeader/>
+        </w:trPr>
+        <w:tc>
+          <w:tcPr>
+            <w:tcW w:type="dxa" w:w="1219"/>
+          </w:tcPr>
+          <w:p>
+            <w:r>
+              <w:t>관계</w:t>
+            </w:r>
+          </w:p>
+        </w:tc>
+        <w:tc>
+          <w:tcPr>
+            <w:tcW w:type="dxa" w:w="1219"/>
+          </w:tcPr>
+          <w:p>
+            <w:r>
+              <w:t>성명</w:t>
+            </w:r>
+          </w:p>
+        </w:tc>
+        <w:tc>
+          <w:tcPr>
+            <w:tcW w:type="dxa" w:w="1219"/>
+          </w:tcPr>
+          <w:p>
+            <w:r>
+              <w:t>연령</w:t>
+            </w:r>
+          </w:p>
+        </w:tc>
+        <w:tc>
+          <w:tcPr>
+            <w:tcW w:type="dxa" w:w="1219"/>
+          </w:tcPr>
+          <w:p>
+            <w:r>
+              <w:t>직업</w:t>
+            </w:r>
+          </w:p>
+        </w:tc>
+        <w:tc>
+          <w:tcPr>
+            <w:tcW w:type="dxa" w:w="1219"/>
+          </w:tcPr>
+          <w:p>
+            <w:r>
+              <w:t>월수입</w:t>
+            </w:r>
+          </w:p>
+        </w:tc>
+        <w:tc>
+          <w:tcPr>
+            <w:tcW w:type="dxa" w:w="1219"/>
+          </w:tcPr>
+          <w:p>
+            <w:r>
+              <w:t>재산가액</w:t>
+            </w:r>
+          </w:p>
+        </w:tc>
+        <w:tc>
+          <w:tcPr>
+            <w:tcW w:type="dxa" w:w="1219"/>
+          </w:tcPr>
+          <w:p>
+            <w:r>
+              <w:t>동거 여부</w:t>
+            </w:r>
+          </w:p>
+        </w:tc>
+        <w:tc>
+          <w:tcPr>
+            <w:tcW w:type="dxa" w:w="1219"/>
+          </w:tcPr>
+          <w:p>
+            <w:r>
+              <w:t>부양 여부</w:t>
+            </w:r>
+          </w:p>
+        </w:tc>
+      </w:tr>
+      <w:tr>
+        <w:tc>
+          <w:tcPr>
+            <w:tcW w:type="dxa" w:w="1219"/>
+          </w:tcPr>
+          <w:p>
+            <w:r>
+              <w:t>{{family.relationship}}</w:t>
+            </w:r>
+          </w:p>
+        </w:tc>
+        <w:tc>
+          <w:tcPr>
+            <w:tcW w:type="dxa" w:w="1219"/>
+          </w:tcPr>
+          <w:p>
+            <w:r>
+              <w:t>{{family.entity}}</w:t>
+            </w:r>
+          </w:p>
+        </w:tc>
+        <w:tc>
+          <w:tcPr>
+            <w:tcW w:type="dxa" w:w="1219"/>
+          </w:tcPr>
+          <w:p>
+            <w:r>
+              <w:t>{{family.age}}</w:t>
+            </w:r>
+          </w:p>
+        </w:tc>
+        <w:tc>
+          <w:tcPr>
+            <w:tcW w:type="dxa" w:w="1219"/>
+          </w:tcPr>
+          <w:p>
+            <w:r>
+              <w:t>{{family.occupation}}</w:t>
+            </w:r>
+          </w:p>
+        </w:tc>
+        <w:tc>
+          <w:tcPr>
+            <w:tcW w:type="dxa" w:w="1219"/>
+          </w:tcPr>
+          <w:p>
+            <w:r>
+              <w:t>{{family.monthly_income}}</w:t>
+            </w:r>
+          </w:p>
+        </w:tc>
+        <w:tc>
+          <w:tcPr>
+            <w:tcW w:type="dxa" w:w="1219"/>
+          </w:tcPr>
+          <w:p>
+            <w:r>
+              <w:t>{{family.assets}}</w:t>
+            </w:r>
+          </w:p>
+        </w:tc>
+        <w:tc>
+          <w:tcPr>
+            <w:tcW w:type="dxa" w:w="1219"/>
+          </w:tcPr>
+          <w:p>
+            <w:r>
+              <w:t>{{family.cohabitation}}</w:t>
+            </w:r>
+          </w:p>
+        </w:tc>
+        <w:tc>
+          <w:tcPr>
+            <w:tcW w:type="dxa" w:w="1219"/>
+          </w:tcPr>
+          <w:p>
+            <w:r>
+              <w:t>{{family.dependent}}</w:t>
             </w:r>
           </w:p>
         </w:tc>
